--- a/cf/sh/u/files/u010.docx
+++ b/cf/sh/u/files/u010.docx
@@ -20,7 +20,7 @@
     </w:p>
     <w:p>
       <w:r>
-        <w:t>請針對每個題目，把答案填在「回答：」後面（越具體越好）；填好後請放回您的部門資料夾即可，不需回信。</w:t>
+        <w:t>這份問卷是想更了解您的實際作業，好把您的 AI 助理做得更貼近需求。第一部分請把答案填在「回答：」後面（越具體越好）；第二部分只是先讓您了解，之後用的時候再一起調整，不用現在填。填好後放回您的部門資料夾即可，不需回信。</w:t>
       </w:r>
     </w:p>
     <w:p>
@@ -32,8 +32,16 @@
       </w:r>
     </w:p>
     <w:p>
+      <w:pPr>
+        <w:pStyle w:val="Heading2"/>
+      </w:pPr>
       <w:r>
-        <w:t>1. 既有共用區交期／報價 Excel 底表的欄位為何？能提供一份樣本嗎？</w:t>
+        <w:t>一、請您提供或確認的事情</w:t>
+      </w:r>
+    </w:p>
+    <w:p>
+      <w:r>
+        <w:t>1. 共用區那份交期／報價 Excel 底表實際欄位長怎樣？給我一份樣本，這是比對『前次 vs 這次』的底。</w:t>
       </w:r>
     </w:p>
     <w:p>
@@ -43,7 +51,7 @@
     </w:p>
     <w:p>
       <w:r>
-        <w:t>2. 廠商 mail／LINE 回覆的常見措辭樣本（含口語交期）能否提供，供擷取測試？</w:t>
+        <w:t>2. 廠商 mail、LINE 回覆通常怎麼講交期和報價？給我幾則真實的（可去識別化）樣本，AI 才練得起來從口語裡抓資訊。</w:t>
       </w:r>
     </w:p>
     <w:p>
@@ -53,7 +61,7 @@
     </w:p>
     <w:p>
       <w:r>
-        <w:t>3. 交期口語轉日期的規則為何（如『下週』『月底』如何界定）？</w:t>
+        <w:t>3. 廠商講『下週』『月底』這種口語，要怎麼換成確切日期？有沒有一個界定規則？</w:t>
       </w:r>
     </w:p>
     <w:p>
@@ -63,7 +71,7 @@
     </w:p>
     <w:p>
       <w:r>
-        <w:t>4. 料號／採購單號的對應規則為何？</w:t>
+        <w:t>4. 料號、採購單號怎麼對應？博格送簽的流程和表單欄位長怎樣？</w:t>
       </w:r>
     </w:p>
     <w:p>
@@ -73,7 +81,7 @@
     </w:p>
     <w:p>
       <w:r>
-        <w:t>5. 博格送簽流程與表單欄位為何？</w:t>
+        <w:t>5. 整理好的核對表最後是誰核對、誰向廠商釐清待補、誰填表送博格？您自己會在哪一步把關？</w:t>
       </w:r>
     </w:p>
     <w:p>
@@ -82,13 +90,31 @@
       </w:r>
     </w:p>
     <w:p>
+      <w:pPr>
+        <w:pStyle w:val="Heading2"/>
+      </w:pPr>
       <w:r>
-        <w:t>6. 廠商若傳圖片報價，是否需要 AI 判讀？</w:t>
+        <w:t>二、要用了之後、跟 AI 一起調整的事情（先了解即可，不用現在填）</w:t>
       </w:r>
     </w:p>
     <w:p>
       <w:r>
-        <w:t>回答：</w:t>
+        <w:t>• 從 mail／LINE 這種口語裡抓交期和價格，AI 一開始不一定準，請您用時指出漏抓或抓錯的，我們一起調。</w:t>
+      </w:r>
+    </w:p>
+    <w:p>
+      <w:r>
+        <w:t>• 廠商只回『月底前出貨』沒給確切日時，AI 會標『待釐清、向廠商確認』不亂訂日期，請您確認這樣處理對不對。</w:t>
+      </w:r>
+    </w:p>
+    <w:p>
+      <w:r>
+        <w:t>• 核對表欄位、交期／價格變動的呈現是不是您要的樣子，用過幾筆再回饋。</w:t>
+      </w:r>
+    </w:p>
+    <w:p>
+      <w:r>
+        <w:t>• 碰到廠商用圖片報價、或很特殊的口語，第一次遇到請留給我看，我們把處理方式補上。</w:t>
       </w:r>
     </w:p>
     <w:p/>
@@ -101,8 +127,16 @@
       </w:r>
     </w:p>
     <w:p>
+      <w:pPr>
+        <w:pStyle w:val="Heading2"/>
+      </w:pPr>
       <w:r>
-        <w:t>1. 共用區週報 Excel 的實際欄位為何？能提供一份樣本嗎？</w:t>
+        <w:t>一、請您提供或確認的事情</w:t>
+      </w:r>
+    </w:p>
+    <w:p>
+      <w:r>
+        <w:t>1. 共用區那份『每週週報 Excel』實際欄位長怎樣？給我一份樣本，AI 要照它更新。</w:t>
       </w:r>
     </w:p>
     <w:p>
@@ -112,7 +146,7 @@
     </w:p>
     <w:p>
       <w:r>
-        <w:t>2. 廠商 LINE／mail 回覆的常見格式樣本能否提供，供擷取測試？</w:t>
+        <w:t>2. 廠商 LINE、mail 回覆的常見格式，給我幾則（可去識別化）樣本，用來測抓取準不準。</w:t>
       </w:r>
     </w:p>
     <w:p>
@@ -122,7 +156,7 @@
     </w:p>
     <w:p>
       <w:r>
-        <w:t>3. 本週 vs 上週變更的標示慣例為何？公司有無固定變更摘要格式？</w:t>
+        <w:t>3. 『這週相對上週有哪些變更』公司有沒有固定的標示或變更摘要格式？麻煩給我看。</w:t>
       </w:r>
     </w:p>
     <w:p>
@@ -132,7 +166,7 @@
     </w:p>
     <w:p>
       <w:r>
-        <w:t>4. 料號／採購單號對應規則與交期口語轉換規則為何？</w:t>
+        <w:t>4. 料號、採購單號怎麼對應？口語交期怎麼換算成日期？（和第 199 題規則應該一致）</w:t>
       </w:r>
     </w:p>
     <w:p>
@@ -142,7 +176,7 @@
     </w:p>
     <w:p>
       <w:r>
-        <w:t>5. 與第 199 題的分工界線為何？是否考慮合併為同一隻 Agent 的不同流程？</w:t>
+        <w:t>5. 這題和第 199 題很像（同一位採購助理、同樣是 LINE／mail 更新 Excel），您希望分成兩隻還是合成一隻？做好的更新草稿最後是誰核對、誰覆寫共用區檔？</w:t>
       </w:r>
     </w:p>
     <w:p>
@@ -151,13 +185,31 @@
       </w:r>
     </w:p>
     <w:p>
+      <w:pPr>
+        <w:pStyle w:val="Heading2"/>
+      </w:pPr>
       <w:r>
-        <w:t>6. 共用區檔覆寫的權限如何控管（是否限本人）？</w:t>
+        <w:t>二、要用了之後、跟 AI 一起調整的事情（先了解即可，不用現在填）</w:t>
       </w:r>
     </w:p>
     <w:p>
       <w:r>
-        <w:t>回答：</w:t>
+        <w:t>• AI 會逐料號找出『這週改了什麼』（交期、數量、價格），前幾次請您核對它有沒有抓漏或抓錯，我們一起調。</w:t>
+      </w:r>
+    </w:p>
+    <w:p>
+      <w:r>
+        <w:t>• 既有底表查不到的新料號，AI 會標『新增（需確認料號）／待補』不亂放，請您確認怎麼歸。</w:t>
+      </w:r>
+    </w:p>
+    <w:p>
+      <w:r>
+        <w:t>• 變更摘要、原值／新值的呈現是不是您要的樣子，用過幾次再回饋。</w:t>
+      </w:r>
+    </w:p>
+    <w:p>
+      <w:r>
+        <w:t>• 用一陣子後如果覺得和 199 題重工，跟我說，我們評估合併或共用同一份底表。</w:t>
       </w:r>
     </w:p>
     <w:p/>
